--- a/az/wisdom-stories/words-to-avoid.docx
+++ b/az/wisdom-stories/words-to-avoid.docx
@@ -219,7 +219,7 @@
         <w:rPr>
           <w:lang/>
         </w:rPr>
-        <w:t>Həyat yoldaşınız qərarlarını idarə edəcəyiniz biri deyil. Narahatlığınızı izah edin, onun fikrini dinləyin, ortaq məsələlərdə razılıq axtarın. Sadəcə əmrin əvvəlinə “zəhmət olmasa” əlavə etmək onu hörmətli xahişə çevirmir; qarşı tərəfin seçim haqqını da qəbul etmək lazımdır.</w:t>
+        <w:t>Həyat yoldaşınızın yerinə qərar vermək haqqınız yoxdur. Narahatlığınızı izah edin, onun fikrini dinləyin, ortaq məsələlərdə razılıq axtarın. Sadəcə əmrin əvvəlinə “zəhmət olmasa” əlavə etmək onu hörmətli xahişə çevirmir; qarşı tərəfin seçim haqqını da qəbul etmək lazımdır.</w:t>
       </w:r>
     </w:p>
     <w:p>
